--- a/docs/交通速查表.docx
+++ b/docs/交通速查表.docx
@@ -222,7 +222,7 @@
                 <w:rFonts w:ascii="Microsoft JhengHei" w:hAnsi="Microsoft JhengHei" w:eastAsia="Microsoft JhengHei"/>
                 <w:sz w:val="19"/>
               </w:rPr>
-              <w:t>MXP 機場 → Siena 住宿</w:t>
+              <w:t>MXP 機場 → Parma → Siena 住宿</w:t>
             </w:r>
           </w:p>
         </w:tc>
@@ -244,7 +244,7 @@
                 <w:b/>
                 <w:sz w:val="19"/>
               </w:rPr>
-              <w:t>EUROCOVER 包車（進老城）</w:t>
+              <w:t>EUROCOVER 包車（10hr/日）</w:t>
             </w:r>
             <w:r>
               <w:rPr>
@@ -280,7 +280,7 @@
                 <w:rFonts w:ascii="Microsoft JhengHei" w:hAnsi="Microsoft JhengHei" w:eastAsia="Microsoft JhengHei"/>
                 <w:sz w:val="19"/>
               </w:rPr>
-              <w:t>3.5–4 小時</w:t>
+              <w:t>全日（含 Parma 中停）</w:t>
             </w:r>
           </w:p>
         </w:tc>
@@ -358,7 +358,7 @@
                 <w:rFonts w:ascii="Microsoft JhengHei" w:hAnsi="Microsoft JhengHei" w:eastAsia="Microsoft JhengHei"/>
                 <w:sz w:val="19"/>
               </w:rPr>
-              <w:t>包車 Minivan</w:t>
+              <w:t>包車 Minivan（備案：AT 130 線直達巴士）</w:t>
             </w:r>
           </w:p>
         </w:tc>
@@ -390,7 +390,7 @@
                 <w:rFonts w:ascii="Microsoft JhengHei" w:hAnsi="Microsoft JhengHei" w:eastAsia="Microsoft JhengHei"/>
                 <w:sz w:val="19"/>
               </w:rPr>
-              <w:t>單程 40–50 分</w:t>
+              <w:t>包車 40–50 分／巴士 70–90 分</w:t>
             </w:r>
           </w:p>
         </w:tc>
@@ -496,7 +496,7 @@
                 <w:rFonts w:ascii="Microsoft JhengHei" w:hAnsi="Microsoft JhengHei" w:eastAsia="Microsoft JhengHei"/>
                 <w:sz w:val="19"/>
               </w:rPr>
-              <w:t>1h15m–1h30m</w:t>
+              <w:t>1 小時 15 分–1 小時 30 分</w:t>
             </w:r>
           </w:p>
         </w:tc>
@@ -656,7 +656,7 @@
                 <w:rFonts w:ascii="Microsoft JhengHei" w:hAnsi="Microsoft JhengHei" w:eastAsia="Microsoft JhengHei"/>
                 <w:sz w:val="19"/>
               </w:rPr>
-              <w:t>高鐵</w:t>
+              <w:t>高鐵（首選 ~10:55 Frecciarossa）</w:t>
             </w:r>
           </w:p>
         </w:tc>
@@ -671,7 +671,7 @@
                 <w:rFonts w:ascii="Microsoft JhengHei" w:hAnsi="Microsoft JhengHei" w:eastAsia="Microsoft JhengHei"/>
                 <w:sz w:val="19"/>
               </w:rPr>
-              <w:t>建議 11:00</w:t>
+              <w:t>建議 ~10:55</w:t>
             </w:r>
           </w:p>
         </w:tc>
@@ -686,7 +686,7 @@
                 <w:rFonts w:ascii="Microsoft JhengHei" w:hAnsi="Microsoft JhengHei" w:eastAsia="Microsoft JhengHei"/>
                 <w:sz w:val="19"/>
               </w:rPr>
-              <w:t>1h35m–1h55m</w:t>
+              <w:t>約 1 小時 55 分</w:t>
             </w:r>
           </w:p>
         </w:tc>
@@ -708,7 +708,7 @@
                 <w:b/>
                 <w:sz w:val="19"/>
               </w:rPr>
-              <w:t>待訂（盡早買）</w:t>
+              <w:t>立即訂（不到 6 週）</w:t>
             </w:r>
             <w:r>
               <w:rPr>
@@ -874,7 +874,7 @@
                 <w:rFonts w:ascii="Microsoft JhengHei" w:hAnsi="Microsoft JhengHei" w:eastAsia="Microsoft JhengHei"/>
                 <w:sz w:val="19"/>
               </w:rPr>
-              <w:t>07:00–07:15</w:t>
+              <w:t>06:30–06:45</w:t>
             </w:r>
           </w:p>
         </w:tc>
@@ -938,7 +938,7 @@
                 <w:rFonts w:ascii="Microsoft JhengHei" w:hAnsi="Microsoft JhengHei" w:eastAsia="Microsoft JhengHei"/>
                 <w:sz w:val="19"/>
               </w:rPr>
-              <w:t>Milano Centrale → MXP 機場</w:t>
+              <w:t>Milano Centrale → MXP 機場 T1</w:t>
             </w:r>
           </w:p>
         </w:tc>
@@ -954,7 +954,22 @@
                 <w:rFonts w:ascii="Microsoft JhengHei" w:hAnsi="Microsoft JhengHei" w:eastAsia="Microsoft JhengHei"/>
                 <w:sz w:val="19"/>
               </w:rPr>
-              <w:t>Malpensa Express</w:t>
+              <w:t>Malpensa Express（</w:t>
+            </w:r>
+            <w:r>
+              <w:rPr>
+                <w:rFonts w:ascii="Microsoft JhengHei" w:hAnsi="Microsoft JhengHei" w:eastAsia="Microsoft JhengHei"/>
+                <w:b/>
+                <w:sz w:val="19"/>
+              </w:rPr>
+              <w:t>先停 T1</w:t>
+            </w:r>
+            <w:r>
+              <w:rPr>
+                <w:rFonts w:ascii="Microsoft JhengHei" w:hAnsi="Microsoft JhengHei" w:eastAsia="Microsoft JhengHei"/>
+                <w:sz w:val="19"/>
+              </w:rPr>
+              <w:t>）</w:t>
             </w:r>
           </w:p>
         </w:tc>
@@ -970,7 +985,21 @@
                 <w:rFonts w:ascii="Microsoft JhengHei" w:hAnsi="Microsoft JhengHei" w:eastAsia="Microsoft JhengHei"/>
                 <w:sz w:val="19"/>
               </w:rPr>
-              <w:t>建議 07:52</w:t>
+              <w:t xml:space="preserve">建議 </w:t>
+            </w:r>
+            <w:r>
+              <w:rPr>
+                <w:rFonts w:ascii="Microsoft JhengHei" w:hAnsi="Microsoft JhengHei" w:eastAsia="Microsoft JhengHei"/>
+                <w:b/>
+                <w:sz w:val="19"/>
+              </w:rPr>
+              <w:t>07:25</w:t>
+            </w:r>
+            <w:r>
+              <w:rPr>
+                <w:rFonts w:ascii="Microsoft JhengHei" w:hAnsi="Microsoft JhengHei" w:eastAsia="Microsoft JhengHei"/>
+                <w:sz w:val="19"/>
+              </w:rPr>
             </w:r>
           </w:p>
         </w:tc>
@@ -986,7 +1015,7 @@
                 <w:rFonts w:ascii="Microsoft JhengHei" w:hAnsi="Microsoft JhengHei" w:eastAsia="Microsoft JhengHei"/>
                 <w:sz w:val="19"/>
               </w:rPr>
-              <w:t>52 分</w:t>
+              <w:t>約 51 分</w:t>
             </w:r>
           </w:p>
         </w:tc>
@@ -1032,7 +1061,7 @@
           <w:color w:val="5D6D7E"/>
           <w:sz w:val="21"/>
         </w:rPr>
-        <w:t>6/14 路線變更</w:t>
+        <w:t>6/14 路線</w:t>
       </w:r>
       <w:r>
         <w:rPr>
@@ -1040,7 +1069,7 @@
           <w:color w:val="5D6D7E"/>
           <w:sz w:val="21"/>
         </w:rPr>
-        <w:t xml:space="preserve">：原 Malpensa Express + 高鐵 + Booking 接送的三段方案已改為 </w:t>
+        <w:t xml:space="preserve">：EUROCOVER 包車一車直達 Siena，含 </w:t>
       </w:r>
       <w:r>
         <w:rPr>
@@ -1049,7 +1078,7 @@
           <w:color w:val="5D6D7E"/>
           <w:sz w:val="21"/>
         </w:rPr>
-        <w:t>EUROCOVER 包車一車直達 Siena</w:t>
+        <w:t>Parma 中停</w:t>
       </w:r>
       <w:r>
         <w:rPr>
@@ -1057,7 +1086,7 @@
           <w:color w:val="5D6D7E"/>
           <w:sz w:val="21"/>
         </w:rPr>
-        <w:t>。原訂的 Booking 6/14 接送（Firenze SMN → Siena）須登入後台取消。</w:t>
+        <w:t>（協議已簽，總價 EUR 1,010）。原訂的 Booking 6/14 接送（Firenze SMN → Siena）須登入後台取消。</w:t>
       </w:r>
     </w:p>
     <w:p>
@@ -1176,7 +1205,7 @@
                 <w:color w:val="FFFFFF"/>
                 <w:sz w:val="20"/>
               </w:rPr>
-              <w:t>5人 EUR</w:t>
+              <w:t>5 人 EUR</w:t>
             </w:r>
           </w:p>
         </w:tc>
@@ -1197,7 +1226,7 @@
                 <w:color w:val="FFFFFF"/>
                 <w:sz w:val="20"/>
               </w:rPr>
-              <w:t>5人 TWD</w:t>
+              <w:t>5 人 TWD</w:t>
             </w:r>
           </w:p>
         </w:tc>
@@ -1214,7 +1243,7 @@
                 <w:rFonts w:ascii="Microsoft JhengHei" w:hAnsi="Microsoft JhengHei" w:eastAsia="Microsoft JhengHei"/>
                 <w:sz w:val="19"/>
               </w:rPr>
-              <w:t>MXP → Siena 包車（6/14）</w:t>
+              <w:t>MXP → Parma → Siena 包車（6/14）</w:t>
             </w:r>
           </w:p>
         </w:tc>
@@ -1229,7 +1258,7 @@
                 <w:rFonts w:ascii="Microsoft JhengHei" w:hAnsi="Microsoft JhengHei" w:eastAsia="Microsoft JhengHei"/>
                 <w:sz w:val="19"/>
               </w:rPr>
-              <w:t>262</w:t>
+              <w:t>202</w:t>
             </w:r>
           </w:p>
         </w:tc>
@@ -1244,7 +1273,7 @@
                 <w:rFonts w:ascii="Microsoft JhengHei" w:hAnsi="Microsoft JhengHei" w:eastAsia="Microsoft JhengHei"/>
                 <w:sz w:val="19"/>
               </w:rPr>
-              <w:t>9,615</w:t>
+              <w:t>7,413</w:t>
             </w:r>
           </w:p>
         </w:tc>
@@ -1259,7 +1288,7 @@
                 <w:rFonts w:ascii="Microsoft JhengHei" w:hAnsi="Microsoft JhengHei" w:eastAsia="Microsoft JhengHei"/>
                 <w:sz w:val="19"/>
               </w:rPr>
-              <w:t>1,310</w:t>
+              <w:t>1,010</w:t>
             </w:r>
           </w:p>
         </w:tc>
@@ -1274,7 +1303,7 @@
                 <w:rFonts w:ascii="Microsoft JhengHei" w:hAnsi="Microsoft JhengHei" w:eastAsia="Microsoft JhengHei"/>
                 <w:sz w:val="19"/>
               </w:rPr>
-              <w:t>48,077</w:t>
+              <w:t>37,067</w:t>
             </w:r>
           </w:p>
         </w:tc>
@@ -1626,7 +1655,7 @@
                 <w:rFonts w:ascii="Microsoft JhengHei" w:hAnsi="Microsoft JhengHei" w:eastAsia="Microsoft JhengHei"/>
                 <w:sz w:val="19"/>
               </w:rPr>
-              <w:t>13</w:t>
+              <w:t>15</w:t>
             </w:r>
           </w:p>
         </w:tc>
@@ -1642,7 +1671,7 @@
                 <w:rFonts w:ascii="Microsoft JhengHei" w:hAnsi="Microsoft JhengHei" w:eastAsia="Microsoft JhengHei"/>
                 <w:sz w:val="19"/>
               </w:rPr>
-              <w:t>477</w:t>
+              <w:t>551</w:t>
             </w:r>
           </w:p>
         </w:tc>
@@ -1658,7 +1687,7 @@
                 <w:rFonts w:ascii="Microsoft JhengHei" w:hAnsi="Microsoft JhengHei" w:eastAsia="Microsoft JhengHei"/>
                 <w:sz w:val="19"/>
               </w:rPr>
-              <w:t>65</w:t>
+              <w:t>75</w:t>
             </w:r>
           </w:p>
         </w:tc>
@@ -1674,7 +1703,7 @@
                 <w:rFonts w:ascii="Microsoft JhengHei" w:hAnsi="Microsoft JhengHei" w:eastAsia="Microsoft JhengHei"/>
                 <w:sz w:val="19"/>
               </w:rPr>
-              <w:t>2,386</w:t>
+              <w:t>2,753</w:t>
             </w:r>
           </w:p>
         </w:tc>
@@ -1726,7 +1755,7 @@
                 <w:b/>
                 <w:sz w:val="19"/>
               </w:rPr>
-              <w:t>354–409</w:t>
+              <w:t>296–351</w:t>
             </w:r>
             <w:r>
               <w:rPr>
@@ -1754,7 +1783,7 @@
                 <w:b/>
                 <w:sz w:val="19"/>
               </w:rPr>
-              <w:t>12,992–15,010</w:t>
+              <w:t>10,864–12,882</w:t>
             </w:r>
             <w:r>
               <w:rPr>
@@ -1782,7 +1811,7 @@
                 <w:b/>
                 <w:sz w:val="19"/>
               </w:rPr>
-              <w:t>1,770–2,045</w:t>
+              <w:t>1,480–1,755</w:t>
             </w:r>
             <w:r>
               <w:rPr>
@@ -1810,7 +1839,7 @@
                 <w:b/>
                 <w:sz w:val="19"/>
               </w:rPr>
-              <w:t>64,960–75,052</w:t>
+              <w:t>54,316–64,409</w:t>
             </w:r>
             <w:r>
               <w:rPr>
@@ -2066,7 +2095,21 @@
                 <w:rFonts w:ascii="Microsoft JhengHei" w:hAnsi="Microsoft JhengHei" w:eastAsia="Microsoft JhengHei"/>
                 <w:sz w:val="19"/>
               </w:rPr>
-              <w:t>越早越便宜，早鳥可到 EUR 19.9/人</w:t>
+            </w:r>
+            <w:r>
+              <w:rPr>
+                <w:rFonts w:ascii="Microsoft JhengHei" w:hAnsi="Microsoft JhengHei" w:eastAsia="Microsoft JhengHei"/>
+                <w:b/>
+                <w:sz w:val="19"/>
+              </w:rPr>
+              <w:t>距出發不到 6 週，立即訂票</w:t>
+            </w:r>
+            <w:r>
+              <w:rPr>
+                <w:rFonts w:ascii="Microsoft JhengHei" w:hAnsi="Microsoft JhengHei" w:eastAsia="Microsoft JhengHei"/>
+                <w:sz w:val="19"/>
+              </w:rPr>
+              <w:t>；低價票視班次與艙等浮動</w:t>
             </w:r>
           </w:p>
         </w:tc>
@@ -2128,7 +2171,7 @@
                 <w:rFonts w:ascii="Microsoft JhengHei" w:hAnsi="Microsoft JhengHei" w:eastAsia="Microsoft JhengHei"/>
                 <w:sz w:val="19"/>
               </w:rPr>
-              <w:t>備案：Siena Taxi +39 0577 49222</w:t>
+              <w:t>備案：Siena Taxi +39 0577 49222；公車備案 AT 130 線直達</w:t>
             </w:r>
           </w:p>
         </w:tc>
@@ -2454,6 +2497,66 @@
                 <w:rFonts w:ascii="Microsoft JhengHei" w:hAnsi="Microsoft JhengHei" w:eastAsia="Microsoft JhengHei"/>
                 <w:sz w:val="19"/>
               </w:rPr>
+            </w:r>
+            <w:r>
+              <w:rPr>
+                <w:rFonts w:ascii="Microsoft JhengHei" w:hAnsi="Microsoft JhengHei" w:eastAsia="Microsoft JhengHei"/>
+                <w:b/>
+                <w:sz w:val="19"/>
+              </w:rPr>
+              <w:t>米蘭市區 ↔ MXP 公定價</w:t>
+            </w:r>
+            <w:r>
+              <w:rPr>
+                <w:rFonts w:ascii="Microsoft JhengHei" w:hAnsi="Microsoft JhengHei" w:eastAsia="Microsoft JhengHei"/>
+                <w:sz w:val="19"/>
+              </w:rPr>
+            </w:r>
+          </w:p>
+        </w:tc>
+        <w:tc>
+          <w:tcPr>
+            <w:tcW w:type="dxa" w:w="4536"/>
+            <w:shd w:fill="EBF5FB"/>
+          </w:tcPr>
+          <w:p>
+            <w:r/>
+            <w:r>
+              <w:rPr>
+                <w:rFonts w:ascii="Microsoft JhengHei" w:hAnsi="Microsoft JhengHei" w:eastAsia="Microsoft JhengHei"/>
+                <w:sz w:val="19"/>
+              </w:rPr>
+            </w:r>
+            <w:r>
+              <w:rPr>
+                <w:rFonts w:ascii="Microsoft JhengHei" w:hAnsi="Microsoft JhengHei" w:eastAsia="Microsoft JhengHei"/>
+                <w:b/>
+                <w:sz w:val="19"/>
+              </w:rPr>
+              <w:t>€114/車</w:t>
+            </w:r>
+            <w:r>
+              <w:rPr>
+                <w:rFonts w:ascii="Microsoft JhengHei" w:hAnsi="Microsoft JhengHei" w:eastAsia="Microsoft JhengHei"/>
+                <w:sz w:val="19"/>
+              </w:rPr>
+              <w:t>（4 人座，全包價）；5 人需 2 台或大型 Van</w:t>
+            </w:r>
+          </w:p>
+        </w:tc>
+      </w:tr>
+      <w:tr>
+        <w:tc>
+          <w:tcPr>
+            <w:tcW w:type="dxa" w:w="4536"/>
+          </w:tcPr>
+          <w:p>
+            <w:r/>
+            <w:r>
+              <w:rPr>
+                <w:rFonts w:ascii="Microsoft JhengHei" w:hAnsi="Microsoft JhengHei" w:eastAsia="Microsoft JhengHei"/>
+                <w:sz w:val="19"/>
+              </w:rPr>
               <w:t>叫車 App</w:t>
             </w:r>
           </w:p>
@@ -2461,7 +2564,6 @@
         <w:tc>
           <w:tcPr>
             <w:tcW w:type="dxa" w:w="4536"/>
-            <w:shd w:fill="EBF5FB"/>
           </w:tcPr>
           <w:p>
             <w:r/>
@@ -2479,6 +2581,7 @@
         <w:tc>
           <w:tcPr>
             <w:tcW w:type="dxa" w:w="4536"/>
+            <w:shd w:fill="EBF5FB"/>
           </w:tcPr>
           <w:p>
             <w:r/>
@@ -2494,6 +2597,7 @@
         <w:tc>
           <w:tcPr>
             <w:tcW w:type="dxa" w:w="4536"/>
+            <w:shd w:fill="EBF5FB"/>
           </w:tcPr>
           <w:p>
             <w:r/>
@@ -2511,7 +2615,6 @@
         <w:tc>
           <w:tcPr>
             <w:tcW w:type="dxa" w:w="4536"/>
-            <w:shd w:fill="EBF5FB"/>
           </w:tcPr>
           <w:p>
             <w:r/>
@@ -2527,7 +2630,6 @@
         <w:tc>
           <w:tcPr>
             <w:tcW w:type="dxa" w:w="4536"/>
-            <w:shd w:fill="EBF5FB"/>
           </w:tcPr>
           <w:p>
             <w:r/>
@@ -2750,7 +2852,34 @@
           <w:rFonts w:ascii="Microsoft JhengHei" w:hAnsi="Microsoft JhengHei" w:eastAsia="Microsoft JhengHei"/>
           <w:sz w:val="21"/>
         </w:rPr>
-        <w:t>：義大利售票機刷卡可能要求輸入 4 位數 PIN 碼（即信用卡的「預借現金密碼」），出發前務必向銀行確認</w:t>
+        <w:t>：部分義大利售票機刷卡可能要求 4 位數信用卡 PIN；出發前向發卡銀行確認海外晶片刷卡 PIN/自助刷卡 PIN 是否可用（不一定等於預借現金密碼）</w:t>
+      </w:r>
+    </w:p>
+    <w:p>
+      <w:pPr>
+        <w:ind w:left="454" w:hanging="227"/>
+      </w:pPr>
+      <w:r>
+        <w:rPr>
+          <w:rFonts w:ascii="Microsoft JhengHei" w:hAnsi="Microsoft JhengHei" w:eastAsia="Microsoft JhengHei"/>
+          <w:sz w:val="21"/>
+        </w:rPr>
+        <w:t xml:space="preserve">• </w:t>
+      </w:r>
+      <w:r>
+        <w:rPr>
+          <w:rFonts w:ascii="Microsoft JhengHei" w:hAnsi="Microsoft JhengHei" w:eastAsia="Microsoft JhengHei"/>
+          <w:b/>
+          <w:sz w:val="21"/>
+        </w:rPr>
+        <w:t>5 人計程車</w:t>
+      </w:r>
+      <w:r>
+        <w:rPr>
+          <w:rFonts w:ascii="Microsoft JhengHei" w:hAnsi="Microsoft JhengHei" w:eastAsia="Microsoft JhengHei"/>
+          <w:sz w:val="21"/>
+        </w:rPr>
+        <w:t>：一般義大利計程車僅限 4 人，5 人務必叫 Large Taxi / Van，或拆 2 台</w:t>
       </w:r>
     </w:p>
     <w:p>
@@ -2800,7 +2929,7 @@
           <w:rFonts w:ascii="Microsoft JhengHei" w:hAnsi="Microsoft JhengHei" w:eastAsia="Microsoft JhengHei"/>
           <w:i/>
         </w:rPr>
-        <w:t>最後更新：2026/5/1</w:t>
+        <w:t>最後更新：2026/05/13（三方審查修訂版）</w:t>
       </w:r>
       <w:r>
         <w:rPr>
